--- a/docs/plantilla.docx
+++ b/docs/plantilla.docx
@@ -306,7 +306,25 @@
           <w:sz w:val="28"/>
           <w:szCs w:val="28"/>
         </w:rPr>
-        <w:t>{{escuela}}</w:t>
+        <w:t>{{</w:t>
+      </w:r>
+      <w:r>
+        <w:rPr>
+          <w:rFonts w:eastAsia="Times New Roman" w:cs="Times New Roman"/>
+          <w:color w:val="000000" w:themeColor="text1"/>
+          <w:sz w:val="28"/>
+          <w:szCs w:val="28"/>
+        </w:rPr>
+        <w:t>escuela</w:t>
+      </w:r>
+      <w:r>
+        <w:rPr>
+          <w:rFonts w:eastAsia="Times New Roman" w:cs="Times New Roman"/>
+          <w:color w:val="000000" w:themeColor="text1"/>
+          <w:sz w:val="28"/>
+          <w:szCs w:val="28"/>
+        </w:rPr>
+        <w:t>}}</w:t>
       </w:r>
     </w:p>
     <w:p>
@@ -4650,7 +4668,6 @@
   <w:style w:type="character" w:default="1" w:styleId="Fuentedeprrafopredeter">
     <w:name w:val="Default Paragraph Font"/>
     <w:uiPriority w:val="1"/>
-    <w:semiHidden/>
     <w:unhideWhenUsed/>
   </w:style>
   <w:style w:type="table" w:default="1" w:styleId="Tablanormal">
